--- a/sales/templates/eduasiste-competitive.docx
+++ b/sales/templates/eduasiste-competitive.docx
@@ -19,13 +19,13 @@
           <w:bCs/>
           <w:b/>
         </w:rPr>
-        <w:t xml:space="preserve">HOW TO USE THIS TEMPLATE</w:t>
+        <w:t xml:space="preserve">HOW TO USE THIS TEMPLATE.</w:t>
       </w:r>
       <w:r>
         <w:t xml:space="preserve"> </w:t>
       </w:r>
       <w:r>
-        <w:t xml:space="preserve">— 1.</w:t>
+        <w:t xml:space="preserve">1.</w:t>
       </w:r>
       <w:r>
         <w:t xml:space="preserve"> </w:t>
@@ -100,7 +100,7 @@
         <w:pStyle w:val="FirstParagraph"/>
       </w:pPr>
       <w:r>
-        <w:t xml:space="preserve">How to position EduAsiste against the alternatives education prospects mention — parents, tutors, homeschoolers, and small schools.</w:t>
+        <w:t xml:space="preserve">How to position EduAsiste against the alternatives education prospects mention: parents, tutors, homeschoolers, and small schools.</w:t>
       </w:r>
     </w:p>
     <w:p>
@@ -158,10 +158,13 @@
           <w:bCs/>
           <w:b/>
         </w:rPr>
-        <w:t xml:space="preserve">two twins in one continuous conversation</w:t>
-      </w:r>
-      <w:r>
-        <w:t xml:space="preserve">: your child gets a learning twin that teaches Socratically — asking questions, not handing over answers — and</w:t>
+        <w:t xml:space="preserve">Eduardo, one AI study buddy, plus a parent dashboard</w:t>
+      </w:r>
+      <w:r>
+        <w:t xml:space="preserve"> </w:t>
+      </w:r>
+      <w:r>
+        <w:t xml:space="preserve">in one continuous loop: your child learns with Eduardo, who teaches Socratically by asking questions instead of handing over answers, and</w:t>
       </w:r>
       <w:r>
         <w:t xml:space="preserve"> </w:t>
@@ -177,7 +180,7 @@
         <w:t xml:space="preserve"> </w:t>
       </w:r>
       <w:r>
-        <w:t xml:space="preserve">get a parent twin that stays in the loop automatically. The twins talk to each other, so you always know what your child learned today, not just what grade they eventually got.</w:t>
+        <w:t xml:space="preserve">stay in the loop automatically. Eduardo reports back after every session, so you always know what your child learned today, not just what grade they eventually got.</w:t>
       </w:r>
     </w:p>
     <w:p>
@@ -209,7 +212,7 @@
         <w:pStyle w:val="BodyText"/>
       </w:pPr>
       <w:r>
-        <w:t xml:space="preserve">A note on tone: never disparage. Most prospects already use one or more of these tools and like them. Where it's honest, say "complementary." EduAsiste imports and assigns content, extends a human tutor's reach, and sits alongside the school portal — it rarely</w:t>
+        <w:t xml:space="preserve">A note on tone: never disparage. Most prospects already use one or more of these tools and like them. Where it's honest, say "complementary." EduAsiste imports and assigns content, extends a human tutor's reach, and sits alongside the school portal. It rarely</w:t>
       </w:r>
       <w:r>
         <w:t xml:space="preserve"> </w:t>
@@ -307,7 +310,7 @@
         <w:t xml:space="preserve">answers</w:t>
       </w:r>
       <w:r>
-        <w:t xml:space="preserve">. Ask it a math problem and it solves the problem — which means it just did your child's thinking for them. EduAsiste teaches the way a good tutor does: it asks your child questions, walks them toward the answer, and stops when something clicks. It also</w:t>
+        <w:t xml:space="preserve">. Ask it a math problem and it solves the problem, which means it just did your child's thinking for them. EduAsiste teaches the way a good tutor does: it asks your child questions, walks them toward the answer, and stops when something clicks. It also</w:t>
       </w:r>
       <w:r>
         <w:t xml:space="preserve"> </w:t>
@@ -320,10 +323,7 @@
         <w:t xml:space="preserve">remembers</w:t>
       </w:r>
       <w:r>
-        <w:t xml:space="preserve"> </w:t>
-      </w:r>
-      <w:r>
-        <w:t xml:space="preserve">— it knows your child struggled with fractions last week, so it connects today's lesson to that. And here's the part a free chatbot can't do: it keeps YOU in the loop. Every study session comes back to your parent twin as a summary of what your child got and what they didn't. With a public AI, you have no idea what your kid typed in, what it told them, or whether your child's data is being used to train someone's model. With EduAsiste, your child's twin is private to them, you can see what's happening, and the answers stay between the two of you."</w:t>
+        <w:t xml:space="preserve">. It knows your child struggled with fractions last week, so it connects today's lesson to that. And here's the part a free chatbot can't do: it keeps you in the loop. Every study session comes back to you as a summary of what your child got and what they didn't. With a public AI, you have no idea what your kid typed in, what it told them, or whether your child's data is being used to train someone's model. With EduAsiste, your child's Eduardo is private to them, you can see what's happening, and the data stays between the two of you."</w:t>
       </w:r>
     </w:p>
     <w:bookmarkEnd w:id="22"/>
@@ -410,7 +410,7 @@
               <w:jc w:val="left"/>
             </w:pPr>
             <w:r>
-              <w:t xml:space="preserve">No — gives the answer</w:t>
+              <w:t xml:space="preserve">No (gives the answer)</w:t>
             </w:r>
           </w:p>
         </w:tc>
@@ -422,7 +422,7 @@
               <w:jc w:val="left"/>
             </w:pPr>
             <w:r>
-              <w:t xml:space="preserve">Yes — guides with questions</w:t>
+              <w:t xml:space="preserve">Yes, guides with questions</w:t>
             </w:r>
           </w:p>
         </w:tc>
@@ -460,7 +460,7 @@
               <w:jc w:val="left"/>
             </w:pPr>
             <w:r>
-              <w:t xml:space="preserve">Never — the child does the work</w:t>
+              <w:t xml:space="preserve">Never (the child does the work)</w:t>
             </w:r>
           </w:p>
         </w:tc>
@@ -486,7 +486,7 @@
               <w:jc w:val="left"/>
             </w:pPr>
             <w:r>
-              <w:t xml:space="preserve">No — stateless</w:t>
+              <w:t xml:space="preserve">No (stateless)</w:t>
             </w:r>
           </w:p>
         </w:tc>
@@ -498,7 +498,7 @@
               <w:jc w:val="left"/>
             </w:pPr>
             <w:r>
-              <w:t xml:space="preserve">Yes — persistent per-learner memory</w:t>
+              <w:t xml:space="preserve">Yes, persistent per-learner memory</w:t>
             </w:r>
           </w:p>
         </w:tc>
@@ -536,45 +536,7 @@
               <w:jc w:val="left"/>
             </w:pPr>
             <w:r>
-              <w:t xml:space="preserve">Parent twin + auto-summaries</w:t>
-            </w:r>
-          </w:p>
-        </w:tc>
-      </w:tr>
-      <w:tr>
-        <w:tc>
-          <w:tcPr/>
-          <w:p>
-            <w:pPr>
-              <w:pStyle w:val="Compact"/>
-              <w:jc w:val="left"/>
-            </w:pPr>
-            <w:r>
-              <w:t xml:space="preserve">Transparency to the child</w:t>
-            </w:r>
-          </w:p>
-        </w:tc>
-        <w:tc>
-          <w:tcPr/>
-          <w:p>
-            <w:pPr>
-              <w:pStyle w:val="Compact"/>
-              <w:jc w:val="left"/>
-            </w:pPr>
-            <w:r>
-              <w:t xml:space="preserve">N/A</w:t>
-            </w:r>
-          </w:p>
-        </w:tc>
-        <w:tc>
-          <w:tcPr/>
-          <w:p>
-            <w:pPr>
-              <w:pStyle w:val="Compact"/>
-              <w:jc w:val="left"/>
-            </w:pPr>
-            <w:r>
-              <w:t xml:space="preserve">Child sees every parent view</w:t>
+              <w:t xml:space="preserve">Parent dashboard + auto-summaries</w:t>
             </w:r>
           </w:p>
         </w:tc>
@@ -650,7 +612,7 @@
               <w:jc w:val="left"/>
             </w:pPr>
             <w:r>
-              <w:t xml:space="preserve">Yes — portable, yours to take</w:t>
+              <w:t xml:space="preserve">Yes, portable, yours to take</w:t>
             </w:r>
           </w:p>
         </w:tc>
@@ -691,7 +653,7 @@
         <w:t xml:space="preserve"> </w:t>
       </w:r>
       <w:r>
-        <w:t xml:space="preserve">sign — name it. "It's great that they're comfortable with these tools."</w:t>
+        <w:t xml:space="preserve">sign. Name it: "It's great that they're comfortable with these tools."</w:t>
       </w:r>
     </w:p>
     <w:p>
@@ -750,7 +712,7 @@
         <w:pStyle w:val="FirstParagraph"/>
       </w:pPr>
       <w:r>
-        <w:t xml:space="preserve">School-issued parent portals and communication apps — LMS parent logins, ClassDojo, PowerSchool-style gradebooks. They surface attendance, posted grades, and teacher announcements.</w:t>
+        <w:t xml:space="preserve">School-issued parent portals and communication apps: LMS parent logins, ClassDojo, PowerSchool-style gradebooks. They surface attendance, posted grades, and teacher announcements.</w:t>
       </w:r>
     </w:p>
     <w:bookmarkEnd w:id="26"/>
@@ -786,7 +748,7 @@
         <w:pStyle w:val="BlockText"/>
       </w:pPr>
       <w:r>
-        <w:t xml:space="preserve">"Those portals are useful, and you should keep using yours — EduAsiste doesn't replace it. But think about what it actually shows you: a</w:t>
+        <w:t xml:space="preserve">"Those portals are useful, and you should keep using yours. EduAsiste doesn't replace it. But think about what it actually shows you: a</w:t>
       </w:r>
       <w:r>
         <w:t xml:space="preserve"> </w:t>
@@ -812,10 +774,7 @@
         <w:t xml:space="preserve">learned today</w:t>
       </w:r>
       <w:r>
-        <w:t xml:space="preserve"> </w:t>
-      </w:r>
-      <w:r>
-        <w:t xml:space="preserve">— and where they got stuck — while you can still do something about it. You ask your twin 'how's Emma doing in reading this week?' and get a live answer pulled straight from her learning twin. Then you can act on it: assign ten minutes of practice on exactly the thing she's missing, tonight, before it becomes next week's bad score."</w:t>
+        <w:t xml:space="preserve">, including where they got stuck, while you can still do something about it. You ask Eduardo 'how's Emma doing in reading this week?' and get a live answer pulled straight from her work. Then you can act on it: assign ten minutes of practice on exactly the thing she's missing, tonight, before it becomes next week's bad score."</w:t>
       </w:r>
     </w:p>
     <w:bookmarkEnd w:id="28"/>
@@ -914,7 +873,7 @@
               <w:jc w:val="left"/>
             </w:pPr>
             <w:r>
-              <w:t xml:space="preserve">Not the point — shows understanding</w:t>
+              <w:t xml:space="preserve">Not the point (shows understanding)</w:t>
             </w:r>
           </w:p>
         </w:tc>
@@ -988,7 +947,7 @@
               <w:jc w:val="left"/>
             </w:pPr>
             <w:r>
-              <w:t xml:space="preserve">No — only scores</w:t>
+              <w:t xml:space="preserve">No, only scores</w:t>
             </w:r>
           </w:p>
         </w:tc>
@@ -1076,7 +1035,7 @@
               <w:jc w:val="left"/>
             </w:pPr>
             <w:r>
-              <w:t xml:space="preserve">Yes — assign practice in 30 seconds</w:t>
+              <w:t xml:space="preserve">Yes, assign practice in 30 seconds</w:t>
             </w:r>
           </w:p>
         </w:tc>
@@ -1114,7 +1073,7 @@
               <w:jc w:val="left"/>
             </w:pPr>
             <w:r>
-              <w:t xml:space="preserve">Two twins, continuous</w:t>
+              <w:t xml:space="preserve">Eduardo + parent dashboard, continuous</w:t>
             </w:r>
           </w:p>
         </w:tc>
@@ -1139,7 +1098,7 @@
         <w:pStyle w:val="Compact"/>
       </w:pPr>
       <w:r>
-        <w:t xml:space="preserve">Always position as complementary — the school portal is mandatory infrastructure; don't ask anyone to abandon it.</w:t>
+        <w:t xml:space="preserve">Always position as complementary. The school portal is mandatory infrastructure; don't ask anyone to abandon it.</w:t>
       </w:r>
     </w:p>
     <w:p>
@@ -1224,7 +1183,7 @@
         <w:pStyle w:val="FirstParagraph"/>
       </w:pPr>
       <w:r>
-        <w:t xml:space="preserve">Self-serve learning libraries and adaptive-drill apps — Khan Academy, IXL, Duolingo-style platforms. Big content catalogs, auto-leveling exercises, streaks and badges.</w:t>
+        <w:t xml:space="preserve">Self-serve learning libraries and adaptive-drill apps: Khan Academy, IXL, Duolingo-style platforms. Big content catalogs, auto-leveling exercises, streaks and badges.</w:t>
       </w:r>
     </w:p>
     <w:bookmarkEnd w:id="32"/>
@@ -1260,7 +1219,7 @@
         <w:pStyle w:val="BlockText"/>
       </w:pPr>
       <w:r>
-        <w:t xml:space="preserve">"Khan Academy is genuinely good, and you should keep it — in fact, EduAsiste works</w:t>
+        <w:t xml:space="preserve">"Khan Academy is genuinely good, and you should keep it. EduAsiste works</w:t>
       </w:r>
       <w:r>
         <w:t xml:space="preserve"> </w:t>
@@ -1292,7 +1251,7 @@
         <w:t xml:space="preserve"> </w:t>
       </w:r>
       <w:r>
-        <w:t xml:space="preserve">child as a person, and it gives you, the parent, almost no visibility — you might see a progress bar, but not what clicked or why your child quit halfway through. EduAsiste is different by design: it's a persistent personal tutor twin that remembers your individual learner across every session, plus a parent twin that keeps you informed. And it's complementary, not competitive — you can import or assign content into it. Point it at the Khan unit you want, and your child's twin works through it Socratically, asks questions, and reports back to you what they understood. The library is the</w:t>
+        <w:t xml:space="preserve">child as a person, and it gives you, the parent, almost no visibility. You might see a progress bar, but not what clicked or why your child quit halfway through. EduAsiste works differently: Eduardo is a persistent personal tutor that remembers your individual learner across every session, and keeps you, the parent, informed. And you can import or assign content directly into it. Point it at the Khan unit you want, and Eduardo works through it Socratically, asks questions, and reports back to you what they understood. The library is the</w:t>
       </w:r>
       <w:r>
         <w:t xml:space="preserve"> </w:t>
@@ -1305,7 +1264,7 @@
         <w:t xml:space="preserve">content</w:t>
       </w:r>
       <w:r>
-        <w:t xml:space="preserve">; EduAsiste is the</w:t>
+        <w:t xml:space="preserve">. EduAsiste is the</w:t>
       </w:r>
       <w:r>
         <w:t xml:space="preserve"> </w:t>
@@ -1443,7 +1402,7 @@
               <w:jc w:val="left"/>
             </w:pPr>
             <w:r>
-              <w:t xml:space="preserve">No — generic leveling</w:t>
+              <w:t xml:space="preserve">No (generic leveling)</w:t>
             </w:r>
           </w:p>
         </w:tc>
@@ -1455,7 +1414,7 @@
               <w:jc w:val="left"/>
             </w:pPr>
             <w:r>
-              <w:t xml:space="preserve">Yes — persistent per-learner twin</w:t>
+              <w:t xml:space="preserve">Yes, persistent per-learner memory</w:t>
             </w:r>
           </w:p>
         </w:tc>
@@ -1481,7 +1440,7 @@
               <w:jc w:val="left"/>
             </w:pPr>
             <w:r>
-              <w:t xml:space="preserve">No — drills</w:t>
+              <w:t xml:space="preserve">No (drills only)</w:t>
             </w:r>
           </w:p>
         </w:tc>
@@ -1493,7 +1452,7 @@
               <w:jc w:val="left"/>
             </w:pPr>
             <w:r>
-              <w:t xml:space="preserve">Yes — asks, doesn't just deliver</w:t>
+              <w:t xml:space="preserve">Yes, asks rather than just delivers</w:t>
             </w:r>
           </w:p>
         </w:tc>
@@ -1507,7 +1466,7 @@
               <w:jc w:val="left"/>
             </w:pPr>
             <w:r>
-              <w:t xml:space="preserve">Parent twin + visibility</w:t>
+              <w:t xml:space="preserve">Parent visibility</w:t>
             </w:r>
           </w:p>
         </w:tc>
@@ -1531,7 +1490,7 @@
               <w:jc w:val="left"/>
             </w:pPr>
             <w:r>
-              <w:t xml:space="preserve">Yes — auto-summaries to the parent</w:t>
+              <w:t xml:space="preserve">Yes, auto-summaries to the parent</w:t>
             </w:r>
           </w:p>
         </w:tc>
@@ -1607,7 +1566,7 @@
               <w:jc w:val="left"/>
             </w:pPr>
             <w:r>
-              <w:t xml:space="preserve">Complementary — use both</w:t>
+              <w:t xml:space="preserve">Complementary (use both)</w:t>
             </w:r>
           </w:p>
         </w:tc>
@@ -1704,7 +1663,7 @@
         <w:pStyle w:val="FirstParagraph"/>
       </w:pPr>
       <w:r>
-        <w:t xml:space="preserve">A private tutor — in-person or online — meeting the child for scheduled sessions, usually weekly.</w:t>
+        <w:t xml:space="preserve">A private tutor, in-person or online, meeting the child for scheduled sessions, usually weekly.</w:t>
       </w:r>
     </w:p>
     <w:bookmarkEnd w:id="38"/>
@@ -1740,7 +1699,7 @@
         <w:pStyle w:val="BlockText"/>
       </w:pPr>
       <w:r>
-        <w:t xml:space="preserve">"That's great — a good human tutor is one of the best things you can give a kid, and EduAsiste isn't here to replace yours. Think about what happens</w:t>
+        <w:t xml:space="preserve">"That's great. A good human tutor is one of the best things you can give a kid, and EduAsiste isn't here to replace yours. Think about what happens</w:t>
       </w:r>
       <w:r>
         <w:t xml:space="preserve"> </w:t>
@@ -1756,7 +1715,7 @@
         <w:t xml:space="preserve"> </w:t>
       </w:r>
       <w:r>
-        <w:t xml:space="preserve">sessions, though. Your tutor sees your child for an hour on Tuesday, and then there's a six-day gap where the practice either happens or it doesn't, and nobody really knows which. EduAsiste extends your tutor's reach into that gap. The tutor gets their own twin to assign practice and track what your child does during the week, so they walk into the next session already knowing what stuck and what didn't — instead of spending the first fifteen minutes finding out. And you, the parent, stay informed the whole time. It makes the hour you're already paying for go further."</w:t>
+        <w:t xml:space="preserve">sessions, though. Your tutor sees your child for an hour on Tuesday, and then there's a six-day gap where the practice either happens or it doesn't, and nobody really knows which. EduAsiste fills that gap. The tutor gets their own dashboard to assign practice and track what your child does during the week, so they walk into the next session already knowing what stuck and what didn't, instead of spending the first fifteen minutes finding out. And you, the parent, stay informed the whole time. It makes the hour you're already paying for go further."</w:t>
       </w:r>
     </w:p>
     <w:bookmarkEnd w:id="40"/>
@@ -1855,7 +1814,7 @@
               <w:jc w:val="left"/>
             </w:pPr>
             <w:r>
-              <w:t xml:space="preserve">Yes — unchanged</w:t>
+              <w:t xml:space="preserve">Yes, unchanged</w:t>
             </w:r>
           </w:p>
         </w:tc>
@@ -1931,7 +1890,7 @@
               <w:jc w:val="left"/>
             </w:pPr>
             <w:r>
-              <w:t xml:space="preserve">Tutor twin assigns and tracks</w:t>
+              <w:t xml:space="preserve">Tutor dashboard assigns and tracks</w:t>
             </w:r>
           </w:p>
         </w:tc>
@@ -1969,7 +1928,7 @@
               <w:jc w:val="left"/>
             </w:pPr>
             <w:r>
-              <w:t xml:space="preserve">Yes — parent twin, automatically</w:t>
+              <w:t xml:space="preserve">Yes, parent dashboard, automatically</w:t>
             </w:r>
           </w:p>
         </w:tc>
@@ -2033,7 +1992,7 @@
               <w:jc w:val="left"/>
             </w:pPr>
             <w:r>
-              <w:t xml:space="preserve">—</w:t>
+              <w:t xml:space="preserve">Tutoring on its own</w:t>
             </w:r>
           </w:p>
         </w:tc>
@@ -2045,7 +2004,7 @@
               <w:jc w:val="left"/>
             </w:pPr>
             <w:r>
-              <w:t xml:space="preserve">Complementary — amplifies the tutor</w:t>
+              <w:t xml:space="preserve">Complementary (amplifies the tutor)</w:t>
             </w:r>
           </w:p>
         </w:tc>
@@ -2070,7 +2029,7 @@
         <w:pStyle w:val="Compact"/>
       </w:pPr>
       <w:r>
-        <w:t xml:space="preserve">This is the most clearly complementary case in the lineup — never position as a substitute for a human a family already trusts.</w:t>
+        <w:t xml:space="preserve">This is the most clearly complementary case in the lineup. Never position as a substitute for a human a family already trusts.</w:t>
       </w:r>
     </w:p>
     <w:p>
@@ -2098,7 +2057,7 @@
         <w:t xml:space="preserve"> </w:t>
       </w:r>
       <w:r>
-        <w:t xml:space="preserve">the tutor as much as to the parent: a tutor twin makes the tutor look more prepared and more effective, which protects the relationship the parent values.</w:t>
+        <w:t xml:space="preserve">the tutor as much as to the parent: a tutor dashboard makes the tutor look more prepared and more effective, which protects the relationship the parent values.</w:t>
       </w:r>
     </w:p>
     <w:p>
@@ -2229,7 +2188,7 @@
         <w:pStyle w:val="Compact"/>
       </w:pPr>
       <w:r>
-        <w:t xml:space="preserve">✓ "Privacy for a minor is a feature, not a footnote — here's exactly how your child's twin stays private to them."</w:t>
+        <w:t xml:space="preserve">✓ "Privacy for a minor is a feature, not a footnote. Here's exactly how your child's Eduardo stays private to them."</w:t>
       </w:r>
     </w:p>
     <w:bookmarkEnd w:id="46"/>
@@ -2533,7 +2492,7 @@
               <w:jc w:val="left"/>
             </w:pPr>
             <w:r>
-              <w:t xml:space="preserve">Parent twin + full transparency</w:t>
+              <w:t xml:space="preserve">Parent dashboard + visibility</w:t>
             </w:r>
           </w:p>
         </w:tc>
@@ -2682,80 +2641,6 @@
             </w:pPr>
             <w:r>
               <w:t xml:space="preserve">Private answer keys for the parent</w:t>
-            </w:r>
-          </w:p>
-        </w:tc>
-        <w:tc>
-          <w:tcPr/>
-          <w:p>
-            <w:pPr>
-              <w:pStyle w:val="Compact"/>
-              <w:jc w:val="left"/>
-            </w:pPr>
-            <w:r>
-              <w:t xml:space="preserve">❌</w:t>
-            </w:r>
-          </w:p>
-        </w:tc>
-        <w:tc>
-          <w:tcPr/>
-          <w:p>
-            <w:pPr>
-              <w:pStyle w:val="Compact"/>
-              <w:jc w:val="left"/>
-            </w:pPr>
-            <w:r>
-              <w:t xml:space="preserve">❌</w:t>
-            </w:r>
-          </w:p>
-        </w:tc>
-        <w:tc>
-          <w:tcPr/>
-          <w:p>
-            <w:pPr>
-              <w:pStyle w:val="Compact"/>
-              <w:jc w:val="left"/>
-            </w:pPr>
-            <w:r>
-              <w:t xml:space="preserve">❌</w:t>
-            </w:r>
-          </w:p>
-        </w:tc>
-        <w:tc>
-          <w:tcPr/>
-          <w:p>
-            <w:pPr>
-              <w:pStyle w:val="Compact"/>
-              <w:jc w:val="left"/>
-            </w:pPr>
-            <w:r>
-              <w:t xml:space="preserve">N/A</w:t>
-            </w:r>
-          </w:p>
-        </w:tc>
-        <w:tc>
-          <w:tcPr/>
-          <w:p>
-            <w:pPr>
-              <w:pStyle w:val="Compact"/>
-              <w:jc w:val="left"/>
-            </w:pPr>
-            <w:r>
-              <w:t xml:space="preserve">✓</w:t>
-            </w:r>
-          </w:p>
-        </w:tc>
-      </w:tr>
-      <w:tr>
-        <w:tc>
-          <w:tcPr/>
-          <w:p>
-            <w:pPr>
-              <w:pStyle w:val="Compact"/>
-              <w:jc w:val="left"/>
-            </w:pPr>
-            <w:r>
-              <w:t xml:space="preserve">Child sees every parent view</w:t>
             </w:r>
           </w:p>
         </w:tc>
@@ -3111,7 +2996,7 @@
               <w:jc w:val="left"/>
             </w:pPr>
             <w:r>
-              <w:t xml:space="preserve">—</w:t>
+              <w:t xml:space="preserve">N/A</w:t>
             </w:r>
           </w:p>
         </w:tc>
